--- a/assets/input/1899-02/1899-02.docx
+++ b/assets/input/1899-02/1899-02.docx
@@ -3786,7 +3786,7 @@
           <w:szCs w:val="23"/>
           <w:rtl w:val="0"/>
         </w:rPr>
-        <w:t xml:space="preserve">!) and then walked on the Pincian. Tea with Miss Hertz. Miss Taylor and Miss Halsey (a snake and a toad) called. Had the Robinsons and Mr. Christian Ross to dine at the Roma. Ross is a fat, white-[0029]haired old Norwegian painter who can talk scandal delightfully, dance on the tightrope, and looks exactly like Guido Reni’s Christ on the Cross!! Bernhard is worried about the Holbeins.</w:t>
+        <w:t>!) and then walked on the Pincian. Tea with Miss Hertz. Miss Taylor and Miss Halsey (a snake and a toad) called. Had the Robinsons and Mr. Christian Ross to dine at the Roma. Ross is a fat, white- [0029] haired old Norwegian painter who can talk scandal delightfully, dance on the tightrope, and looks exactly like Guido Reni’s Christ on the Cross!! Bernhard is worried about the Holbeins.</w:t>
       </w:r>
     </w:p>
     <w:p>
@@ -20289,7 +20289,7 @@
           <w:szCs w:val="23"/>
           <w:rtl w:val="0"/>
         </w:rPr>
-        <w:t xml:space="preserve">The Frys came to lunch, and, after a call from the Morgans, accompanied us to Poggio..Bernhard met Conte Cagnola at the train, and brought him up to dine. The Lawsons were here, and very nice.</w:t>
+        <w:t>The Frys came to lunch, and, after a call from the Morgans, accompanied us to Poggio. Bernhard met Conte Cagnola at the train, and brought him up to dine. The Lawsons were here, and very nice.</w:t>
       </w:r>
     </w:p>
     <w:p>
@@ -37516,7 +37516,7 @@
           <w:rFonts w:ascii="Garamond" w:cs="Garamond" w:eastAsia="Garamond" w:hAnsi="Garamond"/>
           <w:rtl w:val="0"/>
         </w:rPr>
-        <w:t xml:space="preserve">A solid downpour. Read several novels – packed – chatted. Prince Trivulzio, Conte Greppi, and the Marchesa d’Adda are all here, a lively Italian party. Last night they discussed with ardourthe question whether “Lady Edmund” was likely to [0189] crown her new husband, De Filippi, with horns. “E’ fatto da essere cornuto” Don Guido said, and the Marchesa d’Adda said horns were only painful while they were growing. A fine, well-grown pair, she thought, would add greatly to De Filippi’s appearance, he is so tiny! They call them “Lord and Lady Phillips”.</w:t>
+        <w:t>A solid downpour. Read several novels – packed – chatted. Prince Trivulzio, Conte Greppi, and the Marchesa d’Adda are all here, a lively Italian party. Last night they discussed with ardour the question whether “Lady Edmund” was likely to [0189] crown her new husband, De Filippi, with horns. “E’ fatto da essere cornuto” Don Guido said, and the Marchesa d’Adda said horns were only painful while they were growing. A fine, well-grown pair, she thought, would add greatly to De Filippi’s appearance, he is so tiny! They call them “Lord and Lady Phillips”.</w:t>
       </w:r>
     </w:p>
     <w:p>
@@ -42272,7 +42272,7 @@
           <w:rFonts w:ascii="Garamond" w:cs="Garamond" w:eastAsia="Garamond" w:hAnsi="Garamond"/>
           <w:rtl w:val="0"/>
         </w:rPr>
-        <w:t xml:space="preserve">A letter from Emily says: …”I wrote thus far when the most marvelous sun-set called me to the window, and there I have been ever since looking and wishing – wishing that for one gorgeous half-hour or any rate one’s own life might be dyed crimson and purple, instead of drab – drab  – drab!! It’s a relief that the splendour has now faded quite away. Close the shutters – turn up the electric lights. Life will never be better, richer, more worth living! That’s past hoping for!”</w:t>
+        <w:t>A letter from Emily says: …” I wrote thus far when the most marvelous sun-set called me to the window, and there I have been ever since looking and wishing – wishing that for one gorgeous half-hour or any rate one’s own life might be dyed crimson and purple, instead of drab – drab  – drab!! It’s a relief that the splendour has now faded quite away. Close the shutters – turn up the electric lights. Life will never be better, richer, more worth living! That’s past hoping for!”</w:t>
       </w:r>
     </w:p>
     <w:p>
@@ -44589,7 +44589,7 @@
           <w:rFonts w:ascii="Garamond" w:cs="Garamond" w:eastAsia="Garamond" w:hAnsi="Garamond"/>
           <w:rtl w:val="0"/>
         </w:rPr>
-        <w:t xml:space="preserve">Last Sunday Mounteney wrote a very nice letter, saying we should try, but give it [0232][three lines of text cut out of the page].  I have written to him. How I hope he will come back well.</w:t>
+        <w:t>Last Sunday Mounteney wrote a very nice letter, saying we should try, but give it [0232] [three lines of text cut out of the page].  I have written to him. How I hope he will come back well.</w:t>
       </w:r>
     </w:p>
     <w:p>

--- a/assets/input/1899-02/1899-02.docx
+++ b/assets/input/1899-02/1899-02.docx
@@ -8860,7 +8860,7 @@
           <w:szCs w:val="23"/>
           <w:rtl w:val="0"/>
         </w:rPr>
-        <w:t xml:space="preserve">Monday May 1st.99. Frullino. Florence.</w:t>
+        <w:t>Monday May 1st. 99. Frullino. Florence.</w:t>
       </w:r>
     </w:p>
     <w:p>
